--- a/a7/packages/A7 Unit 3 - Exponents and Scientific Notation/Question Banks/A7 3.05  Question Bank - Additional.docx
+++ b/a7/packages/A7 Unit 3 - Exponents and Scientific Notation/Question Banks/A7 3.05  Question Bank - Additional.docx
@@ -1926,7 +1926,7 @@
             <w:r>
               <w:drawing>
                 <wp:inline xmlns:a="http://schemas.openxmlformats.org/drawingml/2006/main" xmlns:pic="http://schemas.openxmlformats.org/drawingml/2006/picture">
-                  <wp:extent cx="338328" cy="216408"/>
+                  <wp:extent cx="234696" cy="216408"/>
                   <wp:docPr id="23" name="Picture 23"/>
                   <wp:cNvGraphicFramePr>
                     <a:graphicFrameLocks noChangeAspect="1"/>
@@ -1935,7 +1935,7 @@
                     <a:graphicData uri="http://schemas.openxmlformats.org/drawingml/2006/picture">
                       <pic:pic>
                         <pic:nvPicPr>
-                          <pic:cNvPr id="0" name="f419b5d796fc479f.png"/>
+                          <pic:cNvPr id="0" name="8f2066d1f6c8a634.png"/>
                           <pic:cNvPicPr/>
                         </pic:nvPicPr>
                         <pic:blipFill>
@@ -1947,7 +1947,7 @@
                         <pic:spPr>
                           <a:xfrm>
                             <a:off x="0" y="0"/>
-                            <a:ext cx="338328" cy="216408"/>
+                            <a:ext cx="234696" cy="216408"/>
                           </a:xfrm>
                           <a:prstGeom prst="rect"/>
                         </pic:spPr>
@@ -2103,7 +2103,7 @@
             <w:r>
               <w:drawing>
                 <wp:inline xmlns:a="http://schemas.openxmlformats.org/drawingml/2006/main" xmlns:pic="http://schemas.openxmlformats.org/drawingml/2006/picture">
-                  <wp:extent cx="234696" cy="216408"/>
+                  <wp:extent cx="338328" cy="216408"/>
                   <wp:docPr id="26" name="Picture 26"/>
                   <wp:cNvGraphicFramePr>
                     <a:graphicFrameLocks noChangeAspect="1"/>
@@ -2112,7 +2112,7 @@
                     <a:graphicData uri="http://schemas.openxmlformats.org/drawingml/2006/picture">
                       <pic:pic>
                         <pic:nvPicPr>
-                          <pic:cNvPr id="0" name="8f2066d1f6c8a634.png"/>
+                          <pic:cNvPr id="0" name="f419b5d796fc479f.png"/>
                           <pic:cNvPicPr/>
                         </pic:nvPicPr>
                         <pic:blipFill>
@@ -2124,7 +2124,7 @@
                         <pic:spPr>
                           <a:xfrm>
                             <a:off x="0" y="0"/>
-                            <a:ext cx="234696" cy="216408"/>
+                            <a:ext cx="338328" cy="216408"/>
                           </a:xfrm>
                           <a:prstGeom prst="rect"/>
                         </pic:spPr>
